--- a/rapports/16_02_2026/TRAORE/coh_EQ19_sup_112202020047.docx
+++ b/rapports/16_02_2026/TRAORE/coh_EQ19_sup_112202020047.docx
@@ -25,7 +25,7 @@
         <w:br/>
         <w:t>Grappe: 112202020047</w:t>
         <w:br/>
-        <w:t>Date: 16/02/2026 a 12:40</w:t>
+        <w:t>Date: 16/02/2026 a 12:58</w:t>
       </w:r>
     </w:p>
     <w:p/>

--- a/rapports/16_02_2026/TRAORE/coh_EQ19_sup_112202020047.docx
+++ b/rapports/16_02_2026/TRAORE/coh_EQ19_sup_112202020047.docx
@@ -25,7 +25,7 @@
         <w:br/>
         <w:t>Grappe: 112202020047</w:t>
         <w:br/>
-        <w:t>Date: 16/02/2026 a 12:58</w:t>
+        <w:t>Date: 16/02/2026 a 13:05</w:t>
       </w:r>
     </w:p>
     <w:p/>
@@ -443,7 +443,7 @@
           </w:tcPr>
           <w:p>
             <w:r>
-              <w:t>10</w:t>
+              <w:t>9</w:t>
             </w:r>
           </w:p>
         </w:tc>
@@ -979,7 +979,7 @@
         <w:rPr>
           <w:sz w:val="20"/>
         </w:rPr>
-        <w:t>- Attention ! Le prix unitaire d'achat (50 Fcfa) de Carotte en Pièce (Petit) est relativement faible par rapport aux autres prix observés dans cette zone. Prière de corriger ou de confirmer avec le QG. Avertissement!!! Le ménage a consommé 15 Kg taille unique de Viande de mouton, cette quantité semble anormale pour une consommation des 7 derniers jours.Prière de corriger ou de confirmer avec le QG. Avertissement!!! Le ménage a consommé 42 Sachets Petit de Poivre, cette quantité semble anormale pour une consommation des 7 derniers jours.Prière de corriger ou de confirmer avec le QG. Attention ! Le prix unitaire d'achat (25 Fcfa) de Poivre en Sachets (Petit) est relativement faible par rapport aux autres prix observés dans cette zone. Prière de corriger ou de confirmer avec le QG. Avertissement!!! Le ménage a consommé 7 Paquet Petit de Thé en sachet, cette quantité semble anormale pour une consommation des 7 derniers jours.Prière de corriger ou de confirmer avec le QG. Avertissement!! le prix unitaire (100 Fcfa) de Thé en sachet (unité: Paquet) de taille Petit est très faible ou élevé. Prière de corriger ou de confirmer avec le QG. Avertissement!!! Le ménage a consommé 8 Tas Petit de Capitaine frais, cette quantité semble anormale pour une consommation des 7 derniers jours.Prière de corriger ou de confirmer avec le QG. Avertissement!!!Le ménage a consommé 70 Tas de Petit de Feuilles de Epinar  ce qui semble incoherent pour une consommation aucours des 7 derniers jours, prière de verifier et corriger. Avertissement!!! Le ménage a consommé 70 Tas Petit de Feuilles de Epinar, cette quantité semble anormale pour une consommation des 7 derniers jours.Prière de corriger ou de confirmer avec le QG. Avertissement!!!Le ménage a consommé 70 miche de Petit de Pain traditionnel (Baguette)  ce qui semble incoherent pour une consommation aucours des 7 derniers jours, prière de verifier et corriger.</w:t>
+        <w:t>- Avertissement!!! Le ménage a consommé 15 Kg taille unique de Viande de mouton, cette quantité semble anormale pour une consommation des 7 derniers jours.Prière de corriger ou de confirmer avec le QG. Avertissement!!! Le ménage a consommé 42 Sachets Petit de Poivre, cette quantité semble anormale pour une consommation des 7 derniers jours.Prière de corriger ou de confirmer avec le QG. Attention ! Le prix unitaire d'achat (25 Fcfa) de Poivre en Sachets (Petit) est relativement faible par rapport aux autres prix observés dans cette zone. Prière de corriger ou de confirmer avec le QG. Avertissement!!! Le ménage a consommé 7 Paquet Petit de Thé en sachet, cette quantité semble anormale pour une consommation des 7 derniers jours.Prière de corriger ou de confirmer avec le QG. Avertissement!! le prix unitaire (100 Fcfa) de Thé en sachet (unité: Paquet) de taille Petit est très faible ou élevé. Prière de corriger ou de confirmer avec le QG. Avertissement!!! Le ménage a consommé 8 Tas Petit de Capitaine frais, cette quantité semble anormale pour une consommation des 7 derniers jours.Prière de corriger ou de confirmer avec le QG. Avertissement!!!Le ménage a consommé 70 Tas de Petit de Feuilles de Epinar  ce qui semble incoherent pour une consommation aucours des 7 derniers jours, prière de verifier et corriger. Avertissement!!! Le ménage a consommé 70 Tas Petit de Feuilles de Epinar, cette quantité semble anormale pour une consommation des 7 derniers jours.Prière de corriger ou de confirmer avec le QG. Avertissement!!!Le ménage a consommé 70 miche de Petit de Pain traditionnel (Baguette)  ce qui semble incoherent pour une consommation aucours des 7 derniers jours, prière de verifier et corriger.</w:t>
       </w:r>
     </w:p>
     <w:p>
@@ -1199,8 +1199,6 @@
         <w:rPr>
           <w:sz w:val="20"/>
         </w:rPr>
-        <w:t xml:space="preserve">- Attention ! Charrettes a été revendu à 140000 Fcfa qui est relativement élevé par rapport aux autres prix de revente observés dans cette zone. Prière de corriger ou de confirmer avec le QG. </w:t>
-        <w:br/>
         <w:t>- Attention ! Hache-Paille a été achété à 5000 Fcfa est relativement élevé par rapport aux autres prix d'achat observés dans cette zone. Prière de corriger ou de confirmer avec le QG. Attention ! Hache-Paille a été revendu à 5000 Fcfa qui est relativement élevé par rapport aux autres prix de revente observés dans cette zone. Prière de corriger ou de confirmer avec le QG.</w:t>
       </w:r>
     </w:p>
@@ -1691,7 +1689,7 @@
         <w:rPr>
           <w:sz w:val="20"/>
         </w:rPr>
-        <w:t>- Attention ! Le prix unitaire d'achat (200 Fcfa) de Choux en Pièce (Petit) est relativement élevé par rapport aux autres prix observés dans cette zone. Prière de corriger ou de confirmer avec le QG. Attention ! Le prix unitaire d'achat (566.6667 Fcfa) de Huile de soja  en Litre (taille unique) est relativement faible par rapport aux autres prix observés dans cette zone. Prière de corriger ou de confirmer avec le QG. Avertissement!!! Le ménage a consommé 5 Paquet Petit de Thé en sachet, cette quantité semble anormale pour une consommation des 7 derniers jours.Prière de corriger ou de confirmer avec le QG. Avertissement!! le prix unitaire (100 Fcfa) de Thé en sachet (unité: Paquet) de taille Petit est très faible ou élevé. Prière de corriger ou de confirmer avec le QG. Incohérence!! Dans ce ménage, chaque individus consomme par jour 30.27 Kg  de cereale; Prière de revoir les quantités prises de ces produits.</w:t>
+        <w:t>- Attention ! Le prix unitaire d'achat (200 Fcfa) de Choux en Pièce (Petit) est relativement élevé par rapport aux autres prix observés dans cette zone. Prière de corriger ou de confirmer avec le QG. Attention ! Le prix unitaire d'achat (566.6667 Fcfa) de Huile de soja  en Litre (taille unique) est relativement faible par rapport aux autres prix observés dans cette zone. Prière de corriger ou de confirmer avec le QG. Avertissement!!! Le ménage a consommé 5 Paquet Petit de Thé en sachet, cette quantité semble anormale pour une consommation des 7 derniers jours.Prière de corriger ou de confirmer avec le QG. Avertissement!! le prix unitaire (100 Fcfa) de Thé en sachet (unité: Paquet) de taille Petit est très faible ou élevé. Prière de corriger ou de confirmer avec le QG. Incohérence!! Dans ce ménage, chaque individus consomme par jour 48.86127 Kg  de cereale; Prière de revoir les quantités prises de ces produits.</w:t>
       </w:r>
     </w:p>
     <w:p>
@@ -2312,7 +2310,7 @@
         <w:rPr>
           <w:sz w:val="20"/>
         </w:rPr>
-        <w:t>- Attention ! Le prix unitaire d'achat (100 Fcfa) de Oignon frais en Pièce (Petit) est relativement élevé par rapport aux autres prix observés dans cette zone. Prière de corriger ou de confirmer avec le QG. Attention ! Le prix unitaire d'achat (25 Fcfa) de Ail en Sachets (Petit) est relativement faible par rapport aux autres prix observés dans cette zone. Prière de corriger ou de confirmer avec le QG. Avertissement!!! Le ménage a consommé 14 Sachets Moyen de Sucre en poudre , cette quantité semble anormale pour une consommation des 7 derniers jours.Prière de corriger ou de confirmer avec le QG. Avertissement!!!Le ménage a consommé 56 miche de Petit de Pain traditionnel (Baguette)  ce qui semble incoherent pour une consommation aucours des 7 derniers jours, prière de verifier et corriger.</w:t>
+        <w:t>- Attention ! Le prix unitaire d'achat (100 Fcfa) de Oignon frais en Pièce (Petit) est relativement élevé par rapport aux autres prix observés dans cette zone. Prière de corriger ou de confirmer avec le QG. Attention ! Le prix unitaire d'achat (200 Fcfa) de Beignets de farine de boulangerie en Sachets (Moyen) est relativement élevé par rapport aux autres prix observés dans cette zone. Prière de corriger ou de confirmer avec le QG. Attention ! Le prix unitaire d'achat (250 Fcfa) de Lait en poudre en Sachets (Moyen) est relativement faible par rapport aux autres prix observés dans cette zone. Prière de corriger ou de confirmer avec le QG. Avertissement!!! Le ménage a consommé 14 Sachets Moyen de Sucre en poudre , cette quantité semble anormale pour une consommation des 7 derniers jours.Prière de corriger ou de confirmer avec le QG. Avertissement!!!Le ménage a consommé 56 miche de Petit de Pain traditionnel (Baguette)  ce qui semble incoherent pour une consommation aucours des 7 derniers jours, prière de verifier et corriger.</w:t>
       </w:r>
     </w:p>
     <w:p>
@@ -2906,7 +2904,7 @@
         <w:rPr>
           <w:sz w:val="20"/>
         </w:rPr>
-        <w:t>- Attention ! Le prix unitaire d'achat (875 Fcfa) de Huile de soja  en Bidon 20l (taille unique) est relativement faible par rapport aux autres prix observés dans cette zone. Prière de corriger ou de confirmer avec le QG. Avertissement!!! Le ménage a consommé 10 Morceau (Portion) Petit de Carpe séchée, cette quantité semble anormale pour une consommation des 7 derniers jours.Prière de corriger ou de confirmer avec le QG. Avertissement!!! Le ménage a consommé 10 Tas Moyen de Capitaine frais, cette quantité semble anormale pour une consommation des 7 derniers jours.Prière de corriger ou de confirmer avec le QG. Avertissement!!! Le ménage a consommé 14 Boite de tomate/Pot Grand de Sucre en poudre , cette quantité semble anormale pour une consommation des 7 derniers jours.Prière de corriger ou de confirmer avec le QG. Avertissement!!! Le ménage a consommé 14 Paquet Petit de Thé en sachet, cette quantité semble anormale pour une consommation des 7 derniers jours.Prière de corriger ou de confirmer avec le QG. Avertissement!! le prix unitaire (150 Fcfa) de Thé en sachet (unité: Paquet) de taille Petit est très faible ou élevé. Prière de corriger ou de confirmer avec le QG. Avertissement!!! Le ménage a consommé 20 Kg taille unique de Viande de mouton, cette quantité semble anormale pour une consommation des 7 derniers jours.Prière de corriger ou de confirmer avec le QG. Avertissement!!!Le ménage a consommé 56 Pièce de taille unique de Œufs frais  ce qui semble incoherent pour une consommation aucours des 7 derniers jours, prière de verifier et corriger. Attention ! Le prix unitaire d'achat (150 Fcfa) de Œufs frais en Pièce (taille unique) est relativement élevé par rapport aux autres prix observés dans cette zone. Prière de corriger ou de confirmer avec le QG. Avertissement!!!Le ménage a consommé 70 miche de Moyen de Pain traditionnel (Baguette)  ce qui semble incoherent pour une consommation aucours des 7 derniers jours, prière de verifier et corriger. Le prix d'achat unitaire (1029.412 Fcfa) de Mil en Sac (50 Kg) de taille taille unique est très faible, prière de regarder les reponses prises dans les questions s07bq07a s07bq07b s07bq07c s07bq08 pour mieux corriger. Le prix d'achat unitaire (350 Fcfa) de Riz importé parfumé en Sac (50 Kg) de taille taille unique est très faible, prière de regarder les reponses prises dans les questions s07bq07a s07bq07b s07bq07c s07bq08 pour mieux corriger.</w:t>
+        <w:t>- Attention ! Le prix unitaire d'achat (875 Fcfa) de Huile de soja  en Bidon 20l (taille unique) est relativement faible par rapport aux autres prix observés dans cette zone. Prière de corriger ou de confirmer avec le QG. Avertissement!!! Le ménage a consommé 10 Morceau (Portion) Petit de Carpe séchée, cette quantité semble anormale pour une consommation des 7 derniers jours.Prière de corriger ou de confirmer avec le QG. Avertissement!!! Le ménage a consommé 10 Tas Moyen de Capitaine frais, cette quantité semble anormale pour une consommation des 7 derniers jours.Prière de corriger ou de confirmer avec le QG. Avertissement!!! Le ménage a consommé 14 Boite de tomate/Pot Grand de Sucre en poudre , cette quantité semble anormale pour une consommation des 7 derniers jours.Prière de corriger ou de confirmer avec le QG. Avertissement!!! Le ménage a consommé 14 Paquet Petit de Thé en sachet, cette quantité semble anormale pour une consommation des 7 derniers jours.Prière de corriger ou de confirmer avec le QG. Avertissement!! le prix unitaire (150 Fcfa) de Thé en sachet (unité: Paquet) de taille Petit est très faible ou élevé. Prière de corriger ou de confirmer avec le QG. Attention ! Le prix unitaire d'achat (150 Fcfa) de Thé en sachet en Paquet (Petit) est relativement élevé par rapport aux autres prix observés dans cette zone. Prière de corriger ou de confirmer avec le QG. Avertissement!!! Le ménage a consommé 20 Kg taille unique de Viande de mouton, cette quantité semble anormale pour une consommation des 7 derniers jours.Prière de corriger ou de confirmer avec le QG. Avertissement!!!Le ménage a consommé 56 Pièce de taille unique de Œufs frais  ce qui semble incoherent pour une consommation aucours des 7 derniers jours, prière de verifier et corriger. Attention ! Le prix unitaire d'achat (150 Fcfa) de Œufs frais en Pièce (taille unique) est relativement élevé par rapport aux autres prix observés dans cette zone. Prière de corriger ou de confirmer avec le QG. Avertissement!!!Le ménage a consommé 70 miche de Moyen de Pain traditionnel (Baguette)  ce qui semble incoherent pour une consommation aucours des 7 derniers jours, prière de verifier et corriger. Le prix d'achat unitaire (1029.412 Fcfa) de Mil en Sac (50 Kg) de taille taille unique est très faible, prière de regarder les reponses prises dans les questions s07bq07a s07bq07b s07bq07c s07bq08 pour mieux corriger. Le prix d'achat unitaire (350 Fcfa) de Riz importé parfumé en Sac (50 Kg) de taille taille unique est très faible, prière de regarder les reponses prises dans les questions s07bq07a s07bq07b s07bq07c s07bq08 pour mieux corriger. Attention ! Le prix unitaire d'achat (350 Fcfa) de Riz importé parfumé en Sac (50 Kg) (taille unique) est relativement faible par rapport aux autres prix observés dans cette zone. Prière de corriger ou de confirmer avec le QG.</w:t>
       </w:r>
     </w:p>
     <w:p>
@@ -3014,14 +3012,12 @@
           <w:sz w:val="20"/>
         </w:rPr>
         <w:t xml:space="preserve">- Attention ! Tapis a été achété à 28000 Fcfa est relativement élevé par rapport aux autres prix d'achat observés dans cette zone. Prière de corriger ou de confirmer avec le QG. Attention ! Tapis a été revendu à 20000 Fcfa qui est relativement élevé par rapport aux autres prix de revente observés dans cette zone. Prière de corriger ou de confirmer avec le QG. </w:t>
-        <w:br/>
-        <w:t xml:space="preserve">- Attention ! Ventilateur sur pied a été revendu à 16000 Fcfa qui est relativement élevé par rapport aux autres prix de revente observés dans cette zone. Prière de corriger ou de confirmer avec le QG. </w:t>
         <w:br/>
         <w:t xml:space="preserve">- Avertissement !! L'âge de l'article  Armoires et autres meubles dans ce ménages est très élevé (50), prière de corriger ou confirmer avec le QG. Attention ! Armoires et autres meubles a été achété à 1000000 Fcfa est relativement élevé par rapport aux autres prix d'achat observés dans cette zone. Prière de corriger ou de confirmer avec le QG. Attention ! Armoires et autres meubles a été revendu à 900000 Fcfa qui est relativement élevé par rapport aux autres prix de revente observés dans cette zone. Prière de corriger ou de confirmer avec le QG. </w:t>
         <w:br/>
         <w:t xml:space="preserve">- Avertissement!!! Le prix d'achat (15000) de l'article  Bonbonne de gaz est inférieur aux prix de revente (16000)  avec l'âge du bien atteignant 11 ans. Prière de vérifier ou confirmer avec l'enquêté et mettre les bonnes valeurs après verification, s'il le faut. </w:t>
         <w:br/>
-        <w:t xml:space="preserve">- Avertissement!!! Le prix d'achat (150000) de l'article  Téléphone portable est inférieur aux prix de revente (160000)  avec l'âge du bien atteignant 1 ans. Prière de vérifier ou confirmer avec l'enquêté et mettre les bonnes valeurs après verification, s'il le faut. Attention ! Téléphone portable a été achété à 150000 Fcfa est relativement élevé par rapport aux autres prix d'achat observés dans cette zone. Prière de corriger ou de confirmer avec le QG. Attention ! Téléphone portable a été revendu à 160000 Fcfa qui est relativement élevé par rapport aux autres prix de revente observés dans cette zone. Prière de corriger ou de confirmer avec le QG. </w:t>
+        <w:t xml:space="preserve">- Avertissement!!! Le prix d'achat (150000) de l'article  Téléphone portable est inférieur aux prix de revente (160000)  avec l'âge du bien atteignant 1 ans. Prière de vérifier ou confirmer avec l'enquêté et mettre les bonnes valeurs après verification, s'il le faut. Attention ! Téléphone portable a été revendu à 160000 Fcfa qui est relativement élevé par rapport aux autres prix de revente observés dans cette zone. Prière de corriger ou de confirmer avec le QG. </w:t>
         <w:br/>
         <w:t xml:space="preserve">- Avertissement!!! Le prix d'achat (20000) de l'article  Antenne parabolique / décodeur est inférieur aux prix de revente (22000)  avec l'âge du bien atteignant 1 ans. Prière de vérifier ou confirmer avec l'enquêté et mettre les bonnes valeurs après verification, s'il le faut. Attention ! Antenne parabolique / décodeur a été revendu à 22000 Fcfa qui est relativement élevé par rapport aux autres prix de revente observés dans cette zone. Prière de corriger ou de confirmer avec le QG. </w:t>
         <w:br/>
@@ -3605,7 +3601,7 @@
         <w:rPr>
           <w:sz w:val="20"/>
         </w:rPr>
-        <w:t>- Attention ! Le prix unitaire d'achat (3500 Fcfa) de Capitaine frais en Tas (Petit) est relativement élevé par rapport aux autres prix observés dans cette zone. Prière de corriger ou de confirmer avec le QG. Attention ! Le prix unitaire d'achat (50 Fcfa) de Carotte en Pièce (Petit) est relativement faible par rapport aux autres prix observés dans cette zone. Prière de corriger ou de confirmer avec le QG. Attention ! Le prix unitaire d'achat (800 Fcfa) de Sucre en morceaux en Paquet (taille unique) est relativement faible par rapport aux autres prix observés dans cette zone. Prière de corriger ou de confirmer avec le QG. Attention ! Le prix unitaire d'achat (875 Fcfa) de Huile de soja  en Bidon 20l (taille unique) est relativement faible par rapport aux autres prix observés dans cette zone. Prière de corriger ou de confirmer avec le QG. Avertissement!!! Le ménage a consommé 14 Morceau (Portion) Petit de Poisson de mer séché (yayeboye), cette quantité semble anormale pour une consommation des 7 derniers jours.Prière de corriger ou de confirmer avec le QG. Avertissement!!!Le ménage a consommé 49 miche de Moyen de Pain traditionnel (Baguette)  ce qui semble incoherent pour une consommation aucours des 7 derniers jours, prière de verifier et corriger.</w:t>
+        <w:t>- Attention ! Le prix unitaire d'achat (3500 Fcfa) de Capitaine frais en Tas (Petit) est relativement élevé par rapport aux autres prix observés dans cette zone. Prière de corriger ou de confirmer avec le QG. Attention ! Le prix unitaire d'achat (800 Fcfa) de Sucre en morceaux en Paquet (taille unique) est relativement faible par rapport aux autres prix observés dans cette zone. Prière de corriger ou de confirmer avec le QG. Attention ! Le prix unitaire d'achat (875 Fcfa) de Huile de soja  en Bidon 20l (taille unique) est relativement faible par rapport aux autres prix observés dans cette zone. Prière de corriger ou de confirmer avec le QG. Avertissement!!! Le ménage a consommé 14 Morceau (Portion) Petit de Poisson de mer séché (yayeboye), cette quantité semble anormale pour une consommation des 7 derniers jours.Prière de corriger ou de confirmer avec le QG. Avertissement!!!Le ménage a consommé 49 miche de Moyen de Pain traditionnel (Baguette)  ce qui semble incoherent pour une consommation aucours des 7 derniers jours, prière de verifier et corriger.</w:t>
       </w:r>
     </w:p>
     <w:p>
@@ -4268,7 +4264,7 @@
         <w:rPr>
           <w:sz w:val="20"/>
         </w:rPr>
-        <w:t>- Attention ! Le prix unitaire d'achat (150 Fcfa) de Choux en Morceau (Portion) (Petit) est relativement élevé par rapport aux autres prix observés dans cette zone. Prière de corriger ou de confirmer avec le QG. Avertissement!!! Le ménage a consommé 7 Paquet Tres petit de Thé en sachet, cette quantité semble anormale pour une consommation des 7 derniers jours.Prière de corriger ou de confirmer avec le QG. Avertissement!!!Le ménage a consommé 56 Cuillère de Tres petit de Café en poudre soluble  ce qui semble incoherent pour une consommation aucours des 7 derniers jours, prière de verifier et corriger. Avertissement!!!Le ménage a consommé 70 miche de Petit de Pain traditionnel (Baguette)  ce qui semble incoherent pour une consommation aucours des 7 derniers jours, prière de verifier et corriger. Le prix d'achat unitaire (250 Fcfa) de Maïs en grain en Sac (50 Kg) de taille taille unique est très faible, prière de regarder les reponses prises dans les questions s07bq07a s07bq07b s07bq07c s07bq08 pour mieux corriger. Le prix d'achat unitaire (350 Fcfa) de Riz local Gambiaka en Sac (50 Kg) de taille taille unique est très faible, prière de regarder les reponses prises dans les questions s07bq07a s07bq07b s07bq07c s07bq08 pour mieux corriger.</w:t>
+        <w:t>- Attention ! Le prix unitaire d'achat (150 Fcfa) de Choux en Morceau (Portion) (Petit) est relativement élevé par rapport aux autres prix observés dans cette zone. Prière de corriger ou de confirmer avec le QG. Avertissement!!! Le ménage a consommé 7 Paquet Tres petit de Thé en sachet, cette quantité semble anormale pour une consommation des 7 derniers jours.Prière de corriger ou de confirmer avec le QG. Attention ! Le prix unitaire d'achat (1000 Fcfa) de Thé en sachet en Paquet (Moyen) est relativement élevé par rapport aux autres prix observés dans cette zone. Prière de corriger ou de confirmer avec le QG. Avertissement!!!Le ménage a consommé 56 Cuillère de Tres petit de Café en poudre soluble  ce qui semble incoherent pour une consommation aucours des 7 derniers jours, prière de verifier et corriger. Avertissement!!!Le ménage a consommé 70 miche de Petit de Pain traditionnel (Baguette)  ce qui semble incoherent pour une consommation aucours des 7 derniers jours, prière de verifier et corriger. Le prix d'achat unitaire (250 Fcfa) de Maïs en grain en Sac (50 Kg) de taille taille unique est très faible, prière de regarder les reponses prises dans les questions s07bq07a s07bq07b s07bq07c s07bq08 pour mieux corriger. Le prix d'achat unitaire (350 Fcfa) de Riz local Gambiaka en Sac (50 Kg) de taille taille unique est très faible, prière de regarder les reponses prises dans les questions s07bq07a s07bq07b s07bq07c s07bq08 pour mieux corriger. Attention ! Le prix unitaire d'achat (350 Fcfa) de Riz local Gambiaka en Sac (50 Kg) (taille unique) est relativement faible par rapport aux autres prix observés dans cette zone. Prière de corriger ou de confirmer avec le QG.</w:t>
       </w:r>
     </w:p>
     <w:p>
@@ -4376,27 +4372,6 @@
           <w:sz w:val="20"/>
         </w:rPr>
         <w:t>- Le montant (FCFA) du loyer mensuel payé pour un logement comme le votre dans ce village/quartier est trop élevé, Veuillez s'il vous plaît corriger cette information.  Le moyen que le ménage utilise pour se débarrasser des excréments hors de la concession est AUCUN VIDANGE et semble exister dans les modalités, prière de prendre attache avec le QG pour plus d'explication afin de la classer bien.</w:t>
-      </w:r>
-    </w:p>
-    <w:p>
-      <w:r>
-        <w:rPr>
-          <w:b/>
-          <w:color w:val="4672C4"/>
-          <w:sz w:val="22"/>
-        </w:rPr>
-        <w:t>&gt;&gt; Section12 - Actifs du menage</w:t>
-      </w:r>
-    </w:p>
-    <w:p>
-      <w:pPr>
-        <w:ind w:left="283"/>
-      </w:pPr>
-      <w:r>
-        <w:rPr>
-          <w:sz w:val="20"/>
-        </w:rPr>
-        <w:t>- Attention ! Ventilateur sur pied a été revendu à 15000 Fcfa qui est relativement élevé par rapport aux autres prix de revente observés dans cette zone. Prière de corriger ou de confirmer avec le QG.</w:t>
       </w:r>
     </w:p>
     <w:p>
@@ -5021,7 +4996,7 @@
         <w:rPr>
           <w:sz w:val="20"/>
         </w:rPr>
-        <w:t>- Attention ! Le prix unitaire d'achat (100 Fcfa) de Oignon frais en Pièce (Petit) est relativement élevé par rapport aux autres prix observés dans cette zone. Prière de corriger ou de confirmer avec le QG. Attention ! Le prix unitaire d'achat (200 Fcfa) de Carpe séchée en Morceau (Portion) (Petit) est relativement élevé par rapport aux autres prix observés dans cette zone. Prière de corriger ou de confirmer avec le QG. Attention ! Le prix unitaire d'achat (200 Fcfa) de Choux en Pièce (Petit) est relativement élevé par rapport aux autres prix observés dans cette zone. Prière de corriger ou de confirmer avec le QG. Attention ! Le prix unitaire d'achat (400 Fcfa) de Macaroni en Kg (taille unique) est relativement faible par rapport aux autres prix observés dans cette zone. Prière de corriger ou de confirmer avec le QG. Attention ! Le prix unitaire d'achat (500 Fcfa) de Feuilles de Epinar en Tas (Moyen) est relativement élevé par rapport aux autres prix observés dans cette zone. Prière de corriger ou de confirmer avec le QG. Avertissement!!! Le ménage a consommé 7 Paquet Petit de Thé en sachet, cette quantité semble anormale pour une consommation des 7 derniers jours.Prière de corriger ou de confirmer avec le QG. Avertissement!! le prix unitaire (125 Fcfa) de Thé en sachet (unité: Paquet) de taille Petit est très faible ou élevé. Prière de corriger ou de confirmer avec le QG. Incohérence!! Dans ce ménage, chaque individus consomme par jour 13.4819 Kg  de cereale; Prière de revoir les quantités prises de ces produits.</w:t>
+        <w:t>- Attention ! Le prix unitaire d'achat (100 Fcfa) de Oignon frais en Pièce (Petit) est relativement élevé par rapport aux autres prix observés dans cette zone. Prière de corriger ou de confirmer avec le QG. Attention ! Le prix unitaire d'achat (200 Fcfa) de Carpe séchée en Morceau (Portion) (Petit) est relativement élevé par rapport aux autres prix observés dans cette zone. Prière de corriger ou de confirmer avec le QG. Attention ! Le prix unitaire d'achat (200 Fcfa) de Choux en Pièce (Petit) est relativement élevé par rapport aux autres prix observés dans cette zone. Prière de corriger ou de confirmer avec le QG. Attention ! Le prix unitaire d'achat (400 Fcfa) de Macaroni en Kg (taille unique) est relativement faible par rapport aux autres prix observés dans cette zone. Prière de corriger ou de confirmer avec le QG. Attention ! Le prix unitaire d'achat (500 Fcfa) de Feuilles de Epinar en Tas (Moyen) est relativement élevé par rapport aux autres prix observés dans cette zone. Prière de corriger ou de confirmer avec le QG. Avertissement!!! Le ménage a consommé 7 Paquet Petit de Thé en sachet, cette quantité semble anormale pour une consommation des 7 derniers jours.Prière de corriger ou de confirmer avec le QG. Avertissement!! le prix unitaire (125 Fcfa) de Thé en sachet (unité: Paquet) de taille Petit est très faible ou élevé. Prière de corriger ou de confirmer avec le QG. Attention ! Le prix unitaire d'achat (125 Fcfa) de Thé en sachet en Paquet (Petit) est relativement élevé par rapport aux autres prix observés dans cette zone. Prière de corriger ou de confirmer avec le QG. Incohérence!! Dans ce ménage, chaque individus consomme par jour 21.86556 Kg  de cereale; Prière de revoir les quantités prises de ces produits.</w:t>
       </w:r>
     </w:p>
     <w:p>
@@ -5176,7 +5151,7 @@
         </w:rPr>
         <w:t xml:space="preserve">- Avertissement!! Le prix d'achat (350000 FCFA) de Animaux de labour est inférieur aux prix de revente (450000 FCFA), prière de verifier et corriger ou confirmer l'information avec le QG. </w:t>
         <w:br/>
-        <w:t xml:space="preserve">- Incohérence!! Le prix de revente de Charrettes dans cette section 19 ne doit pas être égal 0 même si le ménage l'a reçu en cadeau prière de leurs aider à faire une estimation. </w:t>
+        <w:t xml:space="preserve">- Incohérence!! Le prix de revente de Charrettes dans cette section 19 ne doit pas être égal 0 même si le ménage l'a reçu en cadeau prière de leurs aider à faire une estimation. Attention ! Charrettes a été achété à 30000 Fcfa est relativement faible par rapport aux autres prix d'achat observés dans cette zone. Prière de corriger ou de confirmer avec le QG. </w:t>
         <w:br/>
         <w:t xml:space="preserve">- Incohérence!! Le prix de revente de Charrue dans cette section 19 ne doit pas être égal 0 même si le ménage l'a reçu en cadeau prière de leurs aider à faire une estimation. </w:t>
         <w:br/>
@@ -5678,7 +5653,7 @@
         <w:rPr>
           <w:sz w:val="20"/>
         </w:rPr>
-        <w:t>- Attention ! Le prix unitaire d'achat (200 Fcfa) de Sucre en poudre  en Sachets (Petit) est relativement élevé par rapport aux autres prix observés dans cette zone. Prière de corriger ou de confirmer avec le QG. Attention ! Le prix unitaire d'achat (50 Fcfa) de Carotte en Pièce (Petit) est relativement faible par rapport aux autres prix observés dans cette zone. Prière de corriger ou de confirmer avec le QG. Avertissement!!! Le ménage a consommé 4 Paquet Petit de Thé en sachet, cette quantité semble anormale pour une consommation des 7 derniers jours.Prière de corriger ou de confirmer avec le QG. Avertissement!! le prix unitaire (100 Fcfa) de Thé en sachet (unité: Paquet) de taille Petit est très faible ou élevé. Prière de corriger ou de confirmer avec le QG. Incohérence!! Dans ce ménage, chaque individus consomme par jour 33.09143 Kg  de cereale; Prière de revoir les quantités prises de ces produits. Incohérence!! Dans ce ménage, chaque individus consomme par jour 33.09143 Kg  de cereale; Prière de revoir les quantités prises de ces produits. Attention ! Le prix unitaire d'achat (525 Fcfa) de Riz local Gambiaka en Kg (taille unique) est relativement élevé par rapport aux autres prix observés dans cette zone. Prière de corriger ou de confirmer avec le QG.</w:t>
+        <w:t>- Attention ! Le prix unitaire d'achat (200 Fcfa) de Feuilles de Epinar en Tas (Petit) est relativement élevé par rapport aux autres prix observés dans cette zone. Prière de corriger ou de confirmer avec le QG. Attention ! Le prix unitaire d'achat (200 Fcfa) de Sucre en poudre  en Sachets (Petit) est relativement élevé par rapport aux autres prix observés dans cette zone. Prière de corriger ou de confirmer avec le QG. Avertissement!!! Le ménage a consommé 4 Paquet Petit de Thé en sachet, cette quantité semble anormale pour une consommation des 7 derniers jours.Prière de corriger ou de confirmer avec le QG. Avertissement!! le prix unitaire (100 Fcfa) de Thé en sachet (unité: Paquet) de taille Petit est très faible ou élevé. Prière de corriger ou de confirmer avec le QG. Incohérence!! Dans ce ménage, chaque individus consomme par jour 57.24768 Kg  de cereale; Prière de revoir les quantités prises de ces produits. Incohérence!! Dans ce ménage, chaque individus consomme par jour 57.24768 Kg  de cereale; Prière de revoir les quantités prises de ces produits. Attention ! Le prix unitaire d'achat (525 Fcfa) de Riz local Gambiaka en Kg (taille unique) est relativement élevé par rapport aux autres prix observés dans cette zone. Prière de corriger ou de confirmer avec le QG.</w:t>
       </w:r>
     </w:p>
     <w:p>
@@ -6337,7 +6312,7 @@
         <w:rPr>
           <w:sz w:val="20"/>
         </w:rPr>
-        <w:t>- Attention ! Le prix unitaire d'achat (25 Fcfa) de Poivre en Sachets (Petit) est relativement faible par rapport aux autres prix observés dans cette zone. Prière de corriger ou de confirmer avec le QG. Attention ! Le prix unitaire d'achat (50 Fcfa) de Cube alimentaire (Maggi, Jumbo, ) en Cube (Petit) est relativement élevé par rapport aux autres prix observés dans cette zone. Prière de corriger ou de confirmer avec le QG. Avertissement!!! Le ménage a consommé 7 Paquet Petit de Thé en sachet, cette quantité semble anormale pour une consommation des 7 derniers jours.Prière de corriger ou de confirmer avec le QG. Avertissement!! le prix unitaire (100 Fcfa) de Thé en sachet (unité: Paquet) de taille Petit est très faible ou élevé. Prière de corriger ou de confirmer avec le QG. Avertissement!!!Le ménage a consommé 49 miche de Petit de Pain traditionnel (Baguette)  ce qui semble incoherent pour une consommation aucours des 7 derniers jours, prière de verifier et corriger. Difficile de consommer le Sel en Sac (5 Kg) taille unique prière de verifier. Attention ! Le prix unitaire d'achat (3000 Fcfa) de Sel en Sac (5 Kg) (taille unique) est relativement élevé par rapport aux autres prix observés dans cette zone. Prière de corriger ou de confirmer avec le QG. Incohérence!! Dans ce ménage, chaque individus consomme par jour 21.50275 Kg  de cereale; Prière de revoir les quantités prises de ces produits. Le prix d'achat unitaire (1 Fcfa) de Courge en Pièce de taille Petit  est invraisemblable, prière de regarder les reponses prises dans les questions s07bq07a s07bq07b s07bq07c s07bq08 pour mieux corriger.</w:t>
+        <w:t>- Attention ! Le prix unitaire d'achat (25 Fcfa) de Poivre en Sachets (Petit) est relativement faible par rapport aux autres prix observés dans cette zone. Prière de corriger ou de confirmer avec le QG. Attention ! Le prix unitaire d'achat (50 Fcfa) de Cube alimentaire (Maggi, Jumbo, ) en Cube (Petit) est relativement élevé par rapport aux autres prix observés dans cette zone. Prière de corriger ou de confirmer avec le QG. Attention ! Le prix unitaire d'achat (50 Fcfa) de Oignon frais en Tas (Petit) est relativement faible par rapport aux autres prix observés dans cette zone. Prière de corriger ou de confirmer avec le QG. Avertissement!!! Le ménage a consommé 7 Paquet Petit de Thé en sachet, cette quantité semble anormale pour une consommation des 7 derniers jours.Prière de corriger ou de confirmer avec le QG. Avertissement!! le prix unitaire (100 Fcfa) de Thé en sachet (unité: Paquet) de taille Petit est très faible ou élevé. Prière de corriger ou de confirmer avec le QG. Avertissement!!!Le ménage a consommé 49 miche de Petit de Pain traditionnel (Baguette)  ce qui semble incoherent pour une consommation aucours des 7 derniers jours, prière de verifier et corriger. Difficile de consommer le Sel en Sac (5 Kg) taille unique prière de verifier. Attention ! Le prix unitaire d'achat (3000 Fcfa) de Sel en Sac (5 Kg) (taille unique) est relativement élevé par rapport aux autres prix observés dans cette zone. Prière de corriger ou de confirmer avec le QG. Incohérence!! Dans ce ménage, chaque individus consomme par jour 34.71154 Kg  de cereale; Prière de revoir les quantités prises de ces produits. Le prix d'achat unitaire (1 Fcfa) de Courge en Pièce de taille Petit  est invraisemblable, prière de regarder les reponses prises dans les questions s07bq07a s07bq07b s07bq07c s07bq08 pour mieux corriger.</w:t>
       </w:r>
     </w:p>
     <w:p>
@@ -6905,7 +6880,7 @@
         <w:rPr>
           <w:sz w:val="20"/>
         </w:rPr>
-        <w:t>- La dernière fois que vous avez acheté Banane douce est ETAL et semble exister dans les modalités, prière de prendre attache avec le QG pour plus d'explication afin de la classer bien.  La dernière fois que vous avez acheté Pastèque est ETAL et semble exister dans les modalités, prière de prendre attache avec le QG pour plus d'explication afin de la classer bien. Attention ! Le prix unitaire d'achat (25 Fcfa) de Tamarin noir en Sachets (Tres petit) est relativement faible par rapport aux autres prix observés dans cette zone. Prière de corriger ou de confirmer avec le QG. Attention ! Le prix unitaire d'achat (333.3333 Fcfa) de Oignon frais en Kg (taille unique) est relativement faible par rapport aux autres prix observés dans cette zone. Prière de corriger ou de confirmer avec le QG. Attention ! Soupçons de quantité anormale! Le ménage de ADAMA SALL avec une taille de 8 personnes a consommé 14 Pièce en Petit de Carotte qui est relativement élevé comme consommation par rapport à la condition de vie des autres ménages de même taille dans cette zone. Prière de corriger ou de confirmer avec le QG. Avertissement!!! Le ménage a consommé 21 Paquet Tres petit de Thé en sachet, cette quantité semble anormale pour une consommation des 7 derniers jours.Prière de corriger ou de confirmer avec le QG. Avertissement!!!Le ménage a consommé 70 miche de Petit de Pain traditionnel (Baguette)  ce qui semble incoherent pour une consommation aucours des 7 derniers jours, prière de verifier et corriger. Avertissement!!!Le ménage a consommé 84 Cuillère de Tres petit de Café en poudre soluble  ce qui semble incoherent pour une consommation aucours des 7 derniers jours, prière de verifier et corriger. Difficile de consommer le Sel en Boite (Autre que la boite/pot de tomate) Moyen prière de verifier.</w:t>
+        <w:t>- La dernière fois que vous avez acheté Banane douce est ETAL et semble exister dans les modalités, prière de prendre attache avec le QG pour plus d'explication afin de la classer bien.  La dernière fois que vous avez acheté Pastèque est ETAL et semble exister dans les modalités, prière de prendre attache avec le QG pour plus d'explication afin de la classer bien. Attention ! Le prix unitaire d'achat (25 Fcfa) de Tamarin noir en Sachets (Tres petit) est relativement faible par rapport aux autres prix observés dans cette zone. Prière de corriger ou de confirmer avec le QG. Attention ! Le prix unitaire d'achat (333.3333 Fcfa) de Oignon frais en Kg (taille unique) est relativement faible par rapport aux autres prix observés dans cette zone. Prière de corriger ou de confirmer avec le QG. Attention ! Soupçons de quantité anormale! Le ménage de ADAMA SALL avec une taille de 8 personnes a consommé 14 Morceau (Portion) en Petit de Choux qui est relativement élevé comme consommation par rapport à la condition de vie des autres ménages de même taille dans cette zone. Prière de corriger ou de confirmer avec le QG. Avertissement!!! Le ménage a consommé 21 Paquet Tres petit de Thé en sachet, cette quantité semble anormale pour une consommation des 7 derniers jours.Prière de corriger ou de confirmer avec le QG. Attention ! Le prix unitaire d'achat (1000 Fcfa) de Thé en sachet en Paquet (Moyen) est relativement élevé par rapport aux autres prix observés dans cette zone. Prière de corriger ou de confirmer avec le QG. Avertissement!!!Le ménage a consommé 70 miche de Petit de Pain traditionnel (Baguette)  ce qui semble incoherent pour une consommation aucours des 7 derniers jours, prière de verifier et corriger. Avertissement!!!Le ménage a consommé 84 Cuillère de Tres petit de Café en poudre soluble  ce qui semble incoherent pour une consommation aucours des 7 derniers jours, prière de verifier et corriger. Difficile de consommer le Sel en Boite (Autre que la boite/pot de tomate) Moyen prière de verifier.</w:t>
       </w:r>
     </w:p>
     <w:p>
@@ -7515,7 +7490,7 @@
         <w:rPr>
           <w:sz w:val="20"/>
         </w:rPr>
-        <w:t>- La dernière fois que vous avez acheté Ail est ETAL A DOMICILE et semble exister dans les modalités, prière de prendre attache avec le QG pour plus d'explication afin de la classer bien.  La dernière fois que vous avez acheté Cube alimentaire (Maggi, Jumbo, ) est ETAL A DOMICILE et semble exister dans les modalités, prière de prendre attache avec le QG pour plus d'explication afin de la classer bien. Attention ! Soupçons de quantité anormale! Le ménage de BADIEL NDIAYE avec une taille de 9 personnes a consommé 31 Cube en Petit de Cube alimentaire (Maggi, Jumbo, ) qui est relativement élevé comme consommation par rapport à la condition de vie des autres ménages de même taille dans cette zone. Prière de corriger ou de confirmer avec le QG.  La dernière fois que vous avez acheté Piment séché est ETAL A DOMICILE et semble exister dans les modalités, prière de prendre attache avec le QG pour plus d'explication afin de la classer bien.  La dernière fois que vous avez acheté Poivre est ETAL A DOMICILE et semble exister dans les modalités, prière de prendre attache avec le QG pour plus d'explication afin de la classer bien. Avertissement!!! Le ménage a consommé 8 Paquet Petit de Thé en sachet, cette quantité semble anormale pour une consommation des 7 derniers jours.Prière de corriger ou de confirmer avec le QG. Avertissement!! le prix unitaire (125 Fcfa) de Thé en sachet (unité: Paquet) de taille Petit est très faible ou élevé. Prière de corriger ou de confirmer avec le QG. Avertissement!!! Le ménage a consommé 9 Morceau (Portion) Petit de Silure séché, cette quantité semble anormale pour une consommation des 7 derniers jours.Prière de corriger ou de confirmer avec le QG. Difficile de consommer le Sel en Boite (Autre que la boite/pot de tomate) Petit prière de verifier. Incohérence!! Dans ce ménage, chaque individus consomme par jour 26.07524 Kg  de cereale; Prière de revoir les quantités prises de ces produits.</w:t>
+        <w:t>- La dernière fois que vous avez acheté Ail est ETAL A DOMICILE et semble exister dans les modalités, prière de prendre attache avec le QG pour plus d'explication afin de la classer bien.  La dernière fois que vous avez acheté Cube alimentaire (Maggi, Jumbo, ) est ETAL A DOMICILE et semble exister dans les modalités, prière de prendre attache avec le QG pour plus d'explication afin de la classer bien. Attention ! Soupçons de quantité anormale! Le ménage de BADIEL NDIAYE avec une taille de 9 personnes a consommé 31 Cube en Petit de Cube alimentaire (Maggi, Jumbo, ) qui est relativement élevé comme consommation par rapport à la condition de vie des autres ménages de même taille dans cette zone. Prière de corriger ou de confirmer avec le QG.  La dernière fois que vous avez acheté Piment séché est ETAL A DOMICILE et semble exister dans les modalités, prière de prendre attache avec le QG pour plus d'explication afin de la classer bien.  La dernière fois que vous avez acheté Poivre est ETAL A DOMICILE et semble exister dans les modalités, prière de prendre attache avec le QG pour plus d'explication afin de la classer bien. Avertissement!!! Le ménage a consommé 8 Paquet Petit de Thé en sachet, cette quantité semble anormale pour une consommation des 7 derniers jours.Prière de corriger ou de confirmer avec le QG. Avertissement!! le prix unitaire (125 Fcfa) de Thé en sachet (unité: Paquet) de taille Petit est très faible ou élevé. Prière de corriger ou de confirmer avec le QG. Attention ! Le prix unitaire d'achat (125 Fcfa) de Thé en sachet en Paquet (Petit) est relativement élevé par rapport aux autres prix observés dans cette zone. Prière de corriger ou de confirmer avec le QG. Avertissement!!! Le ménage a consommé 9 Morceau (Portion) Petit de Silure séché, cette quantité semble anormale pour une consommation des 7 derniers jours.Prière de corriger ou de confirmer avec le QG. Difficile de consommer le Sel en Boite (Autre que la boite/pot de tomate) Petit prière de verifier. Incohérence!! Dans ce ménage, chaque individus consomme par jour 67.18032 Kg  de cereale; Prière de revoir les quantités prises de ces produits.</w:t>
       </w:r>
     </w:p>
     <w:p>
@@ -8167,7 +8142,7 @@
         <w:rPr>
           <w:sz w:val="20"/>
         </w:rPr>
-        <w:t>- Attention ! Le prix unitaire d'achat (50 Fcfa) de Patate douce en Pièce (Petit) est relativement faible par rapport aux autres prix observés dans cette zone. Prière de corriger ou de confirmer avec le QG. Avertissement!!! Le ménage a consommé 14 Morceau (Portion) Petit de Carpe séchée, cette quantité semble anormale pour une consommation des 7 derniers jours.Prière de corriger ou de confirmer avec le QG. Avertissement!!! Le ménage a consommé 14 Paquet Moyen de Thé en sachet, cette quantité semble anormale pour une consommation des 7 derniers jours.Prière de corriger ou de confirmer avec le QG. Avertissement!! le prix unitaire (125 Fcfa) de Thé en sachet (unité: Paquet) de taille Moyen est très faible ou élevé. Prière de corriger ou de confirmer avec le QG. Avertissement!!! Le ménage a consommé 30 Tas Moyen de Feuilles de Epinar, cette quantité semble anormale pour une consommation des 7 derniers jours.Prière de corriger ou de confirmer avec le QG. Avertissement!!!Le ménage a consommé 49 miche de Moyen de Pain traditionnel (Baguette)  ce qui semble incoherent pour une consommation aucours des 7 derniers jours, prière de verifier et corriger. Incohérence!! Dans ce ménage, chaque individus consomme par jour 30.55755 Kg  de cereale; Prière de revoir les quantités prises de ces produits. Incohérence!! Dans ce ménage, chaque individus consomme par jour 30.55755 Kg  de cereale; Prière de revoir les quantités prises de ces produits.</w:t>
+        <w:t>- Attention ! Le prix unitaire d'achat (50 Fcfa) de Patate douce en Pièce (Petit) est relativement faible par rapport aux autres prix observés dans cette zone. Prière de corriger ou de confirmer avec le QG. Avertissement!!! Le ménage a consommé 14 Morceau (Portion) Petit de Carpe séchée, cette quantité semble anormale pour une consommation des 7 derniers jours.Prière de corriger ou de confirmer avec le QG. Avertissement!!! Le ménage a consommé 14 Paquet Moyen de Thé en sachet, cette quantité semble anormale pour une consommation des 7 derniers jours.Prière de corriger ou de confirmer avec le QG. Avertissement!! le prix unitaire (125 Fcfa) de Thé en sachet (unité: Paquet) de taille Moyen est très faible ou élevé. Prière de corriger ou de confirmer avec le QG. Avertissement!!! Le ménage a consommé 30 Tas Moyen de Feuilles de Epinar, cette quantité semble anormale pour une consommation des 7 derniers jours.Prière de corriger ou de confirmer avec le QG. Avertissement!!!Le ménage a consommé 49 miche de Moyen de Pain traditionnel (Baguette)  ce qui semble incoherent pour une consommation aucours des 7 derniers jours, prière de verifier et corriger. Incohérence!! Dans ce ménage, chaque individus consomme par jour 54.44653 Kg  de cereale; Prière de revoir les quantités prises de ces produits. Incohérence!! Dans ce ménage, chaque individus consomme par jour 54.44653 Kg  de cereale; Prière de revoir les quantités prises de ces produits.</w:t>
       </w:r>
     </w:p>
     <w:p>
